--- a/frontend/src/廠商投標表單/廠商投標表單/押標金查詢同意書.docx
+++ b/frontend/src/廠商投標表單/廠商投標表單/押標金查詢同意書.docx
@@ -47,7 +47,7 @@
                     <w:rPr>
                       <w:sz w:val="20"/>
                     </w:rPr>
-                    <w:t>3</w:t>
+                    <w:t>4</w:t>
                   </w:r>
                   <w:r>
                     <w:rPr>
@@ -61,8 +61,10 @@
                       <w:rFonts w:hint="eastAsia"/>
                       <w:sz w:val="20"/>
                     </w:rPr>
-                    <w:t>12</w:t>
+                    <w:t>06</w:t>
                   </w:r>
+                  <w:bookmarkStart w:id="0" w:name="_GoBack"/>
+                  <w:bookmarkEnd w:id="0"/>
                   <w:r>
                     <w:rPr>
                       <w:sz w:val="20"/>
@@ -413,15 +415,7 @@
         <w:rPr>
           <w:rFonts w:hint="eastAsia"/>
         </w:rPr>
-        <w:t>，以作為認</w:t>
-      </w:r>
-      <w:bookmarkStart w:id="0" w:name="_GoBack"/>
-      <w:bookmarkEnd w:id="0"/>
-      <w:r>
-        <w:rPr>
-          <w:rFonts w:hint="eastAsia"/>
-        </w:rPr>
-        <w:t>定基礎。</w:t>
+        <w:t>，以作為認定基礎。</w:t>
       </w:r>
     </w:p>
     <w:p>
